--- a/dokumentasi_halaman_ipos5/04_Products_Services_Master_Produk.docx
+++ b/dokumentasi_halaman_ipos5/04_Products_Services_Master_Produk.docx
@@ -3,65 +3,112 @@
 <w:document xmlns:wpc="http://schemas.microsoft.com/office/word/2010/wordprocessingCanvas" xmlns:mo="http://schemas.microsoft.com/office/mac/office/2008/main" xmlns:mc="http://schemas.openxmlformats.org/markup-compatibility/2006" xmlns:mv="urn:schemas-microsoft-com:mac:vml" xmlns:o="urn:schemas-microsoft-com:office:office" xmlns:r="http://schemas.openxmlformats.org/officeDocument/2006/relationships" xmlns:m="http://schemas.openxmlformats.org/officeDocument/2006/math" xmlns:v="urn:schemas-microsoft-com:vml" xmlns:wp14="http://schemas.microsoft.com/office/word/2010/wordprocessingDrawing" xmlns:wp="http://schemas.openxmlformats.org/drawingml/2006/wordprocessingDrawing" xmlns:w10="urn:schemas-microsoft-com:office:word" xmlns:w="http://schemas.openxmlformats.org/wordprocessingml/2006/main" xmlns:w14="http://schemas.microsoft.com/office/word/2010/wordml" xmlns:wpg="http://schemas.microsoft.com/office/word/2010/wordprocessingGroup" xmlns:wpi="http://schemas.microsoft.com/office/word/2010/wordprocessingInk" xmlns:wne="http://schemas.microsoft.com/office/word/2006/wordml" xmlns:wps="http://schemas.microsoft.com/office/word/2010/wordprocessingShape" mc:Ignorable="w14 wp14">
   <w:body>
     <w:p>
-      <w:pPr>
-        <w:spacing w:after="80"/>
-      </w:pPr>
       <w:r>
         <w:rPr>
           <w:rFonts w:ascii="Arial" w:hAnsi="Arial"/>
           <w:b/>
-          <w:color w:val="0D1B38"/>
-          <w:sz w:val="36"/>
+          <w:color w:val="003366"/>
+          <w:sz w:val="30"/>
         </w:rPr>
-        <w:t>DOKUMENTASI TEKNIS HALAMAN</w:t>
-        <w:br/>
+        <w:t>DOKUMENTASI TEKNIS &amp; OPERASIONAL HALAMAN</w:t>
+      </w:r>
+    </w:p>
+    <w:p>
+      <w:r>
+        <w:rPr>
+          <w:b/>
+          <w:color w:val="CC3300"/>
+          <w:sz w:val="23"/>
+        </w:rPr>
         <w:t>HALAMAN 4 — PRODUCTS &amp; SERVICES (MASTER PRODUK LAYANAN)</w:t>
       </w:r>
     </w:p>
     <w:p>
       <w:pPr>
-        <w:spacing w:after="280"/>
+        <w:pStyle w:val="Heading2"/>
       </w:pPr>
       <w:r>
         <w:rPr>
-          <w:rFonts w:ascii="Arial" w:hAnsi="Arial"/>
           <w:b/>
-          <w:color w:val="E8431F"/>
-          <w:sz w:val="20"/>
+          <w:color w:val="003366"/>
+          <w:sz w:val="21"/>
         </w:rPr>
-        <w:t>IPOS5 Routing &amp; Schedule Management System — PT Pos Indonesia (Persero)</w:t>
+        <w:t>📌 METADATA &amp; INTEGRASI SISTEM</w:t>
       </w:r>
     </w:p>
     <w:tbl>
       <w:tblPr>
         <w:tblW w:type="auto" w:w="0"/>
         <w:jc w:val="center"/>
-        <w:tblLayout w:type="fixed"/>
         <w:tblLook w:firstColumn="1" w:firstRow="1" w:lastColumn="0" w:lastRow="0" w:noHBand="0" w:noVBand="1" w:val="04A0"/>
       </w:tblPr>
       <w:tblGrid>
-        <w:gridCol w:w="4824"/>
-        <w:gridCol w:w="4824"/>
+        <w:gridCol w:w="4968"/>
+        <w:gridCol w:w="4968"/>
       </w:tblGrid>
       <w:tr>
         <w:tc>
           <w:tcPr>
             <w:tcW w:type="dxa" w:w="3168"/>
-            <w:shd w:fill="0D1B38"/>
+            <w:shd w:fill="003366"/>
             <w:tcMar>
-              <w:top w:w="120" w:type="dxa"/>
-              <w:bottom w:w="120" w:type="dxa"/>
-              <w:left w:w="150" w:type="dxa"/>
-              <w:right w:w="150" w:type="dxa"/>
+              <w:top w:w="60" w:type="dxa"/>
+              <w:bottom w:w="60" w:type="dxa"/>
+              <w:left w:w="80" w:type="dxa"/>
+              <w:right w:w="80" w:type="dxa"/>
             </w:tcMar>
           </w:tcPr>
           <w:p>
             <w:r>
               <w:rPr>
-                <w:rFonts w:ascii="Arial" w:hAnsi="Arial"/>
                 <w:b/>
                 <w:color w:val="FFFFFF"/>
-                <w:sz w:val="19"/>
+                <w:sz w:val="18"/>
+              </w:rPr>
+              <w:t>Parameter</w:t>
+            </w:r>
+          </w:p>
+        </w:tc>
+        <w:tc>
+          <w:tcPr>
+            <w:tcW w:type="dxa" w:w="6624"/>
+            <w:shd w:fill="003366"/>
+            <w:tcMar>
+              <w:top w:w="60" w:type="dxa"/>
+              <w:bottom w:w="60" w:type="dxa"/>
+              <w:left w:w="80" w:type="dxa"/>
+              <w:right w:w="80" w:type="dxa"/>
+            </w:tcMar>
+          </w:tcPr>
+          <w:p>
+            <w:r>
+              <w:rPr>
+                <w:b/>
+                <w:color w:val="FFFFFF"/>
+                <w:sz w:val="18"/>
+              </w:rPr>
+              <w:t>Nilai / Spesifikasi Sistem</w:t>
+            </w:r>
+          </w:p>
+        </w:tc>
+      </w:tr>
+      <w:tr>
+        <w:tc>
+          <w:tcPr>
+            <w:tcW w:type="dxa" w:w="3168"/>
+            <w:shd w:fill="FFFFFF"/>
+            <w:tcMar>
+              <w:top w:w="60" w:type="dxa"/>
+              <w:bottom w:w="60" w:type="dxa"/>
+              <w:left w:w="80" w:type="dxa"/>
+              <w:right w:w="80" w:type="dxa"/>
+            </w:tcMar>
+          </w:tcPr>
+          <w:p>
+            <w:r>
+              <w:rPr>
+                <w:b/>
+                <w:sz w:val="17"/>
               </w:rPr>
               <w:t>Nama Modul</w:t>
             </w:r>
@@ -69,21 +116,19 @@
         </w:tc>
         <w:tc>
           <w:tcPr>
-            <w:tcW w:type="dxa" w:w="6480"/>
-            <w:shd w:fill="F8FAFC"/>
+            <w:tcW w:type="dxa" w:w="6624"/>
+            <w:shd w:fill="FFFFFF"/>
             <w:tcMar>
-              <w:top w:w="120" w:type="dxa"/>
-              <w:bottom w:w="120" w:type="dxa"/>
-              <w:left w:w="150" w:type="dxa"/>
-              <w:right w:w="150" w:type="dxa"/>
+              <w:top w:w="60" w:type="dxa"/>
+              <w:bottom w:w="60" w:type="dxa"/>
+              <w:left w:w="80" w:type="dxa"/>
+              <w:right w:w="80" w:type="dxa"/>
             </w:tcMar>
           </w:tcPr>
           <w:p>
             <w:r>
               <w:rPr>
-                <w:rFonts w:ascii="Arial" w:hAnsi="Arial"/>
-                <w:color w:val="0F172A"/>
-                <w:sz w:val="19"/>
+                <w:sz w:val="17"/>
               </w:rPr>
               <w:t>Master Produk &amp; Layanan Pos (/produk)</w:t>
             </w:r>
@@ -94,21 +139,19 @@
         <w:tc>
           <w:tcPr>
             <w:tcW w:type="dxa" w:w="3168"/>
-            <w:shd w:fill="0D1B38"/>
+            <w:shd w:fill="F9FAFB"/>
             <w:tcMar>
-              <w:top w:w="120" w:type="dxa"/>
-              <w:bottom w:w="120" w:type="dxa"/>
-              <w:left w:w="150" w:type="dxa"/>
-              <w:right w:w="150" w:type="dxa"/>
+              <w:top w:w="60" w:type="dxa"/>
+              <w:bottom w:w="60" w:type="dxa"/>
+              <w:left w:w="80" w:type="dxa"/>
+              <w:right w:w="80" w:type="dxa"/>
             </w:tcMar>
           </w:tcPr>
           <w:p>
             <w:r>
               <w:rPr>
-                <w:rFonts w:ascii="Arial" w:hAnsi="Arial"/>
                 <w:b/>
-                <w:color w:val="FFFFFF"/>
-                <w:sz w:val="19"/>
+                <w:sz w:val="17"/>
               </w:rPr>
               <w:t>Kategori Menu</w:t>
             </w:r>
@@ -116,23 +159,21 @@
         </w:tc>
         <w:tc>
           <w:tcPr>
-            <w:tcW w:type="dxa" w:w="6480"/>
-            <w:shd w:fill="F8FAFC"/>
+            <w:tcW w:type="dxa" w:w="6624"/>
+            <w:shd w:fill="F9FAFB"/>
             <w:tcMar>
-              <w:top w:w="120" w:type="dxa"/>
-              <w:bottom w:w="120" w:type="dxa"/>
-              <w:left w:w="150" w:type="dxa"/>
-              <w:right w:w="150" w:type="dxa"/>
+              <w:top w:w="60" w:type="dxa"/>
+              <w:bottom w:w="60" w:type="dxa"/>
+              <w:left w:w="80" w:type="dxa"/>
+              <w:right w:w="80" w:type="dxa"/>
             </w:tcMar>
           </w:tcPr>
           <w:p>
             <w:r>
               <w:rPr>
-                <w:rFonts w:ascii="Arial" w:hAnsi="Arial"/>
-                <w:color w:val="0F172A"/>
-                <w:sz w:val="19"/>
+                <w:sz w:val="17"/>
               </w:rPr>
-              <w:t>MASTER DATA</w:t>
+              <w:t>MASTER DATA / CATALOG</w:t>
             </w:r>
           </w:p>
         </w:tc>
@@ -141,21 +182,19 @@
         <w:tc>
           <w:tcPr>
             <w:tcW w:type="dxa" w:w="3168"/>
-            <w:shd w:fill="0D1B38"/>
+            <w:shd w:fill="FFFFFF"/>
             <w:tcMar>
-              <w:top w:w="120" w:type="dxa"/>
-              <w:bottom w:w="120" w:type="dxa"/>
-              <w:left w:w="150" w:type="dxa"/>
-              <w:right w:w="150" w:type="dxa"/>
+              <w:top w:w="60" w:type="dxa"/>
+              <w:bottom w:w="60" w:type="dxa"/>
+              <w:left w:w="80" w:type="dxa"/>
+              <w:right w:w="80" w:type="dxa"/>
             </w:tcMar>
           </w:tcPr>
           <w:p>
             <w:r>
               <w:rPr>
-                <w:rFonts w:ascii="Arial" w:hAnsi="Arial"/>
                 <w:b/>
-                <w:color w:val="FFFFFF"/>
-                <w:sz w:val="19"/>
+                <w:sz w:val="17"/>
               </w:rPr>
               <w:t>Route URL</w:t>
             </w:r>
@@ -163,21 +202,19 @@
         </w:tc>
         <w:tc>
           <w:tcPr>
-            <w:tcW w:type="dxa" w:w="6480"/>
-            <w:shd w:fill="F8FAFC"/>
+            <w:tcW w:type="dxa" w:w="6624"/>
+            <w:shd w:fill="FFFFFF"/>
             <w:tcMar>
-              <w:top w:w="120" w:type="dxa"/>
-              <w:bottom w:w="120" w:type="dxa"/>
-              <w:left w:w="150" w:type="dxa"/>
-              <w:right w:w="150" w:type="dxa"/>
+              <w:top w:w="60" w:type="dxa"/>
+              <w:bottom w:w="60" w:type="dxa"/>
+              <w:left w:w="80" w:type="dxa"/>
+              <w:right w:w="80" w:type="dxa"/>
             </w:tcMar>
           </w:tcPr>
           <w:p>
             <w:r>
               <w:rPr>
-                <w:rFonts w:ascii="Arial" w:hAnsi="Arial"/>
-                <w:color w:val="0F172A"/>
-                <w:sz w:val="19"/>
+                <w:sz w:val="17"/>
               </w:rPr>
               <w:t>/produk</w:t>
             </w:r>
@@ -188,21 +225,19 @@
         <w:tc>
           <w:tcPr>
             <w:tcW w:type="dxa" w:w="3168"/>
-            <w:shd w:fill="0D1B38"/>
+            <w:shd w:fill="F9FAFB"/>
             <w:tcMar>
-              <w:top w:w="120" w:type="dxa"/>
-              <w:bottom w:w="120" w:type="dxa"/>
-              <w:left w:w="150" w:type="dxa"/>
-              <w:right w:w="150" w:type="dxa"/>
+              <w:top w:w="60" w:type="dxa"/>
+              <w:bottom w:w="60" w:type="dxa"/>
+              <w:left w:w="80" w:type="dxa"/>
+              <w:right w:w="80" w:type="dxa"/>
             </w:tcMar>
           </w:tcPr>
           <w:p>
             <w:r>
               <w:rPr>
-                <w:rFonts w:ascii="Arial" w:hAnsi="Arial"/>
                 <w:b/>
-                <w:color w:val="FFFFFF"/>
-                <w:sz w:val="19"/>
+                <w:sz w:val="17"/>
               </w:rPr>
               <w:t>File Komponen React</w:t>
             </w:r>
@@ -210,21 +245,19 @@
         </w:tc>
         <w:tc>
           <w:tcPr>
-            <w:tcW w:type="dxa" w:w="6480"/>
-            <w:shd w:fill="F8FAFC"/>
+            <w:tcW w:type="dxa" w:w="6624"/>
+            <w:shd w:fill="F9FAFB"/>
             <w:tcMar>
-              <w:top w:w="120" w:type="dxa"/>
-              <w:bottom w:w="120" w:type="dxa"/>
-              <w:left w:w="150" w:type="dxa"/>
-              <w:right w:w="150" w:type="dxa"/>
+              <w:top w:w="60" w:type="dxa"/>
+              <w:bottom w:w="60" w:type="dxa"/>
+              <w:left w:w="80" w:type="dxa"/>
+              <w:right w:w="80" w:type="dxa"/>
             </w:tcMar>
           </w:tcPr>
           <w:p>
             <w:r>
               <w:rPr>
-                <w:rFonts w:ascii="Arial" w:hAnsi="Arial"/>
-                <w:color w:val="0F172A"/>
-                <w:sz w:val="19"/>
+                <w:sz w:val="17"/>
               </w:rPr>
               <w:t>src/pages/MasterProduk.jsx</w:t>
             </w:r>
@@ -235,43 +268,39 @@
         <w:tc>
           <w:tcPr>
             <w:tcW w:type="dxa" w:w="3168"/>
-            <w:shd w:fill="0D1B38"/>
+            <w:shd w:fill="FFFFFF"/>
             <w:tcMar>
-              <w:top w:w="120" w:type="dxa"/>
-              <w:bottom w:w="120" w:type="dxa"/>
-              <w:left w:w="150" w:type="dxa"/>
-              <w:right w:w="150" w:type="dxa"/>
+              <w:top w:w="60" w:type="dxa"/>
+              <w:bottom w:w="60" w:type="dxa"/>
+              <w:left w:w="80" w:type="dxa"/>
+              <w:right w:w="80" w:type="dxa"/>
             </w:tcMar>
           </w:tcPr>
           <w:p>
             <w:r>
               <w:rPr>
-                <w:rFonts w:ascii="Arial" w:hAnsi="Arial"/>
                 <w:b/>
-                <w:color w:val="FFFFFF"/>
-                <w:sz w:val="19"/>
+                <w:sz w:val="17"/>
               </w:rPr>
-              <w:t>Backend API Endpoint</w:t>
+              <w:t>Backend API Endpoints</w:t>
             </w:r>
           </w:p>
         </w:tc>
         <w:tc>
           <w:tcPr>
-            <w:tcW w:type="dxa" w:w="6480"/>
-            <w:shd w:fill="F8FAFC"/>
+            <w:tcW w:type="dxa" w:w="6624"/>
+            <w:shd w:fill="FFFFFF"/>
             <w:tcMar>
-              <w:top w:w="120" w:type="dxa"/>
-              <w:bottom w:w="120" w:type="dxa"/>
-              <w:left w:w="150" w:type="dxa"/>
-              <w:right w:w="150" w:type="dxa"/>
+              <w:top w:w="60" w:type="dxa"/>
+              <w:bottom w:w="60" w:type="dxa"/>
+              <w:left w:w="80" w:type="dxa"/>
+              <w:right w:w="80" w:type="dxa"/>
             </w:tcMar>
           </w:tcPr>
           <w:p>
             <w:r>
               <w:rPr>
-                <w:rFonts w:ascii="Arial" w:hAnsi="Arial"/>
-                <w:color w:val="0F172A"/>
-                <w:sz w:val="19"/>
+                <w:sz w:val="17"/>
               </w:rPr>
               <w:t>GET /api/produk, POST /api/produk, PUT /api/produk/:id, DELETE /api/produk/:id</w:t>
             </w:r>
@@ -282,21 +311,19 @@
         <w:tc>
           <w:tcPr>
             <w:tcW w:type="dxa" w:w="3168"/>
-            <w:shd w:fill="0D1B38"/>
+            <w:shd w:fill="F9FAFB"/>
             <w:tcMar>
-              <w:top w:w="120" w:type="dxa"/>
-              <w:bottom w:w="120" w:type="dxa"/>
-              <w:left w:w="150" w:type="dxa"/>
-              <w:right w:w="150" w:type="dxa"/>
+              <w:top w:w="60" w:type="dxa"/>
+              <w:bottom w:w="60" w:type="dxa"/>
+              <w:left w:w="80" w:type="dxa"/>
+              <w:right w:w="80" w:type="dxa"/>
             </w:tcMar>
           </w:tcPr>
           <w:p>
             <w:r>
               <w:rPr>
-                <w:rFonts w:ascii="Arial" w:hAnsi="Arial"/>
                 <w:b/>
-                <w:color w:val="FFFFFF"/>
-                <w:sz w:val="19"/>
+                <w:sz w:val="17"/>
               </w:rPr>
               <w:t>Koleksi MongoDB</w:t>
             </w:r>
@@ -304,21 +331,19 @@
         </w:tc>
         <w:tc>
           <w:tcPr>
-            <w:tcW w:type="dxa" w:w="6480"/>
-            <w:shd w:fill="F8FAFC"/>
+            <w:tcW w:type="dxa" w:w="6624"/>
+            <w:shd w:fill="F9FAFB"/>
             <w:tcMar>
-              <w:top w:w="120" w:type="dxa"/>
-              <w:bottom w:w="120" w:type="dxa"/>
-              <w:left w:w="150" w:type="dxa"/>
-              <w:right w:w="150" w:type="dxa"/>
+              <w:top w:w="60" w:type="dxa"/>
+              <w:bottom w:w="60" w:type="dxa"/>
+              <w:left w:w="80" w:type="dxa"/>
+              <w:right w:w="80" w:type="dxa"/>
             </w:tcMar>
           </w:tcPr>
           <w:p>
             <w:r>
               <w:rPr>
-                <w:rFonts w:ascii="Arial" w:hAnsi="Arial"/>
-                <w:color w:val="0F172A"/>
-                <w:sz w:val="19"/>
+                <w:sz w:val="17"/>
               </w:rPr>
               <w:t>master_produk</w:t>
             </w:r>
@@ -329,21 +354,19 @@
         <w:tc>
           <w:tcPr>
             <w:tcW w:type="dxa" w:w="3168"/>
-            <w:shd w:fill="0D1B38"/>
+            <w:shd w:fill="FFFFFF"/>
             <w:tcMar>
-              <w:top w:w="120" w:type="dxa"/>
-              <w:bottom w:w="120" w:type="dxa"/>
-              <w:left w:w="150" w:type="dxa"/>
-              <w:right w:w="150" w:type="dxa"/>
+              <w:top w:w="60" w:type="dxa"/>
+              <w:bottom w:w="60" w:type="dxa"/>
+              <w:left w:w="80" w:type="dxa"/>
+              <w:right w:w="80" w:type="dxa"/>
             </w:tcMar>
           </w:tcPr>
           <w:p>
             <w:r>
               <w:rPr>
-                <w:rFonts w:ascii="Arial" w:hAnsi="Arial"/>
                 <w:b/>
-                <w:color w:val="FFFFFF"/>
-                <w:sz w:val="19"/>
+                <w:sz w:val="17"/>
               </w:rPr>
               <w:t>Hak Akses Role</w:t>
             </w:r>
@@ -351,21 +374,19 @@
         </w:tc>
         <w:tc>
           <w:tcPr>
-            <w:tcW w:type="dxa" w:w="6480"/>
-            <w:shd w:fill="F8FAFC"/>
+            <w:tcW w:type="dxa" w:w="6624"/>
+            <w:shd w:fill="FFFFFF"/>
             <w:tcMar>
-              <w:top w:w="120" w:type="dxa"/>
-              <w:bottom w:w="120" w:type="dxa"/>
-              <w:left w:w="150" w:type="dxa"/>
-              <w:right w:w="150" w:type="dxa"/>
+              <w:top w:w="60" w:type="dxa"/>
+              <w:bottom w:w="60" w:type="dxa"/>
+              <w:left w:w="80" w:type="dxa"/>
+              <w:right w:w="80" w:type="dxa"/>
             </w:tcMar>
           </w:tcPr>
           <w:p>
             <w:r>
               <w:rPr>
-                <w:rFonts w:ascii="Arial" w:hAnsi="Arial"/>
-                <w:color w:val="0F172A"/>
-                <w:sz w:val="19"/>
+                <w:sz w:val="17"/>
               </w:rPr>
               <w:t>Operator &amp; Super Admin</w:t>
             </w:r>
@@ -373,174 +394,1057 @@
         </w:tc>
       </w:tr>
     </w:tbl>
+    <w:p/>
     <w:p>
       <w:pPr>
-        <w:spacing w:after="200"/>
-      </w:pPr>
-    </w:p>
-    <w:p>
-      <w:pPr>
-        <w:spacing w:before="280" w:after="120"/>
+        <w:pStyle w:val="Heading2"/>
       </w:pPr>
       <w:r>
         <w:rPr>
-          <w:rFonts w:ascii="Arial" w:hAnsi="Arial"/>
           <w:b/>
-          <w:color w:val="0284C7"/>
-          <w:sz w:val="26"/>
+          <w:color w:val="003366"/>
+          <w:sz w:val="23"/>
         </w:rPr>
         <w:t>1. Deskripsi &amp; Tujuan Utama Modul</w:t>
       </w:r>
     </w:p>
     <w:p>
-      <w:pPr>
-        <w:spacing w:after="80" w:line="276" w:lineRule="auto"/>
-      </w:pPr>
       <w:r>
         <w:rPr>
-          <w:rFonts w:ascii="Arial" w:hAnsi="Arial"/>
-          <w:color w:val="334155"/>
           <w:sz w:val="19"/>
         </w:rPr>
-        <w:t>Modul ini mengelola katalog produk layanan pengiriman kurir dan logistik Pos Indonesia (seperti Pos Express, Pos Reguler, Pos Nextday, Pos Jumbo, Kakap, dll.) beserta batasan SLA (Service Level Agreement), batas berat maksimum, serta waktu penutupan loket (Cut-Off Time).</w:t>
+        <w:t>Modul Master Produk mengelola katalog layanan pengiriman kurir dan logistik Pos Indonesia (seperti Pos Ekspres, Pos Reguler, Kilat Khusus, Express Mail Service, Pos Logistik, dan Same Day). Modul ini mengatur batasan komitmen SLA (Service Level Agreement), batas berat maksimum per koli, deskripsi layanan, dan status keaktifan.</w:t>
       </w:r>
     </w:p>
     <w:p>
       <w:pPr>
-        <w:spacing w:before="280" w:after="120"/>
+        <w:pStyle w:val="Heading2"/>
       </w:pPr>
       <w:r>
         <w:rPr>
-          <w:rFonts w:ascii="Arial" w:hAnsi="Arial"/>
           <w:b/>
-          <w:color w:val="0284C7"/>
-          <w:sz w:val="26"/>
+          <w:color w:val="003366"/>
+          <w:sz w:val="23"/>
         </w:rPr>
-        <w:t>2. Fitur-Fitur Utama &amp; Komponen UI</w:t>
+        <w:t>2. Tata Letak Halaman (UI Layout &amp; Wireframe)</w:t>
+      </w:r>
+    </w:p>
+    <w:p>
+      <w:r>
+        <w:rPr>
+          <w:sz w:val="19"/>
+        </w:rPr>
+        <w:t>Struktur tata letak visual halaman Master Produk disajikan dalam format grid kartu interaktif:</w:t>
+      </w:r>
+    </w:p>
+    <w:p>
+      <w:r>
+        <w:rPr>
+          <w:b/>
+          <w:color w:val="004488"/>
+          <w:sz w:val="19"/>
+        </w:rPr>
+        <w:t>📐 Diagram Visual Tata Letak Halaman (Wireframe UI Layout):</w:t>
       </w:r>
     </w:p>
     <w:p>
       <w:pPr>
-        <w:spacing w:after="80" w:line="276" w:lineRule="auto" w:before="160"/>
+        <w:spacing w:before="40" w:after="80"/>
+        <w:ind w:left="144"/>
       </w:pPr>
       <w:r>
         <w:rPr>
-          <w:rFonts w:ascii="Arial" w:hAnsi="Arial"/>
+          <w:rFonts w:ascii="Consolas" w:hAnsi="Consolas"/>
+          <w:sz w:val="16"/>
+        </w:rPr>
+        <w:t>+---------------------------------------------------------------------------------------------------------+</w:t>
+        <w:br/>
+        <w:t>| [A] TOOLBAR: Counter Status ("6 produk aktif · 0 nonaktif")          |  [+ Tambah Layanan Produk Baru]  |</w:t>
+        <w:br/>
+        <w:t>+---------------------------------------------------------------------------------------------------------+</w:t>
+        <w:br/>
+        <w:t>| [B] PRODUCT CARDS GRID (Responsive Card Layout)                                                         |</w:t>
+        <w:br/>
+        <w:t>| +-----------------------------+ +-----------------------------+ +-----------------------------+         |</w:t>
+        <w:br/>
+        <w:t>| | [B1] Pos Ekspres (EKS)      | | [B2] Pos Reguler (REG)      | | [B3] Kilat Khusus (KLK)     |         |</w:t>
+        <w:br/>
+        <w:t>| | - Kategori: Express (Cyan)  | | - Kategori: Regular (Navy)  | | - Kategori: Priority (Amber)|         |</w:t>
+        <w:br/>
+        <w:t>| | - SLA: H+0 / H+1            | | - SLA: H+2 – H+7            | | - SLA: H+1 – H+3            |         |</w:t>
+        <w:br/>
+        <w:t>| | - Max Berat: 30 kg          | | - Max Berat: 50 kg          | | - Max Berat: 30 kg          |         |</w:t>
+        <w:br/>
+        <w:t>| | - Status Toggle: [Active]   | | - Status Toggle: [Active]   | | - Status Toggle: [Active]   |         |</w:t>
+        <w:br/>
+        <w:t>| +-----------------------------+ +-----------------------------+ +-----------------------------+         |</w:t>
+        <w:br/>
+        <w:t>| +-----------------------------+ +-----------------------------+ +-----------------------------+         |</w:t>
+        <w:br/>
+        <w:t>| | [B4] Express Mail Svc (EXP) | | [B5] Pos Logistik (LOG)     | | [B6] Same Day (SDH)         |         |</w:t>
+        <w:br/>
+        <w:t>| | - Kategori: Intl. (Green)   | | - Kategori: Logistics (Prpl)| | - Kategori: Express (Cyan)  |         |</w:t>
+        <w:br/>
+        <w:t>| | - SLA: 5–7 days             | | - SLA: H+3 – H+10           | | - SLA: H+0 (Intra Bandung)  |         |</w:t>
+        <w:br/>
+        <w:t>| | - Max Berat: 20 kg          | | - Max Berat: 500 kg         | | - Max Berat: 10 kg          |         |</w:t>
+        <w:br/>
+        <w:t>| | - Status Toggle: [Active]   | | - Status Toggle: [Active]   | | - Status Toggle: [Active]   |         |</w:t>
+        <w:br/>
+        <w:t>| +-----------------------------+ +-----------------------------+ +-----------------------------+         |</w:t>
+        <w:br/>
+        <w:t>+---------------------------------------------------------------------------------------------------------+</w:t>
+      </w:r>
+    </w:p>
+    <w:p>
+      <w:r>
+        <w:rPr>
           <w:b/>
-          <w:color w:val="0D1B38"/>
-          <w:sz w:val="21"/>
+          <w:color w:val="CC3300"/>
+          <w:sz w:val="20"/>
         </w:rPr>
-        <w:t>Katalog Layanan &amp; Konfigurasi SLA</w:t>
+        <w:t>📋 Rincian &amp; Keterangan Setiap Kotak / Komponen Tata Letak:</w:t>
+      </w:r>
+    </w:p>
+    <w:tbl>
+      <w:tblPr>
+        <w:tblW w:type="auto" w:w="0"/>
+        <w:jc w:val="center"/>
+        <w:tblLook w:firstColumn="1" w:firstRow="1" w:lastColumn="0" w:lastRow="0" w:noHBand="0" w:noVBand="1" w:val="04A0"/>
+      </w:tblPr>
+      <w:tblGrid>
+        <w:gridCol w:w="1987"/>
+        <w:gridCol w:w="1987"/>
+        <w:gridCol w:w="1987"/>
+        <w:gridCol w:w="1987"/>
+        <w:gridCol w:w="1987"/>
+      </w:tblGrid>
+      <w:tr>
+        <w:tc>
+          <w:tcPr>
+            <w:tcW w:type="dxa" w:w="2016"/>
+            <w:shd w:fill="003366"/>
+            <w:tcMar>
+              <w:top w:w="60" w:type="dxa"/>
+              <w:bottom w:w="60" w:type="dxa"/>
+              <w:left w:w="80" w:type="dxa"/>
+              <w:right w:w="80" w:type="dxa"/>
+            </w:tcMar>
+          </w:tcPr>
+          <w:p>
+            <w:r>
+              <w:rPr>
+                <w:b/>
+                <w:color w:val="FFFFFF"/>
+                <w:sz w:val="16"/>
+              </w:rPr>
+              <w:t>Bagian / Kotak UI</w:t>
+            </w:r>
+          </w:p>
+        </w:tc>
+        <w:tc>
+          <w:tcPr>
+            <w:tcW w:type="dxa" w:w="1728"/>
+            <w:shd w:fill="003366"/>
+            <w:tcMar>
+              <w:top w:w="60" w:type="dxa"/>
+              <w:bottom w:w="60" w:type="dxa"/>
+              <w:left w:w="80" w:type="dxa"/>
+              <w:right w:w="80" w:type="dxa"/>
+            </w:tcMar>
+          </w:tcPr>
+          <w:p>
+            <w:r>
+              <w:rPr>
+                <w:b/>
+                <w:color w:val="FFFFFF"/>
+                <w:sz w:val="16"/>
+              </w:rPr>
+              <w:t>Tipe Visual &amp; Posisi</w:t>
+            </w:r>
+          </w:p>
+        </w:tc>
+        <w:tc>
+          <w:tcPr>
+            <w:tcW w:type="dxa" w:w="2304"/>
+            <w:shd w:fill="003366"/>
+            <w:tcMar>
+              <w:top w:w="60" w:type="dxa"/>
+              <w:bottom w:w="60" w:type="dxa"/>
+              <w:left w:w="80" w:type="dxa"/>
+              <w:right w:w="80" w:type="dxa"/>
+            </w:tcMar>
+          </w:tcPr>
+          <w:p>
+            <w:r>
+              <w:rPr>
+                <w:b/>
+                <w:color w:val="FFFFFF"/>
+                <w:sz w:val="16"/>
+              </w:rPr>
+              <w:t>Fungsi &amp; Kegunaan</w:t>
+            </w:r>
+          </w:p>
+        </w:tc>
+        <w:tc>
+          <w:tcPr>
+            <w:tcW w:type="dxa" w:w="2016"/>
+            <w:shd w:fill="003366"/>
+            <w:tcMar>
+              <w:top w:w="60" w:type="dxa"/>
+              <w:bottom w:w="60" w:type="dxa"/>
+              <w:left w:w="80" w:type="dxa"/>
+              <w:right w:w="80" w:type="dxa"/>
+            </w:tcMar>
+          </w:tcPr>
+          <w:p>
+            <w:r>
+              <w:rPr>
+                <w:b/>
+                <w:color w:val="FFFFFF"/>
+                <w:sz w:val="16"/>
+              </w:rPr>
+              <w:t>Sumber Data &amp; Kalkulasi</w:t>
+            </w:r>
+          </w:p>
+        </w:tc>
+        <w:tc>
+          <w:tcPr>
+            <w:tcW w:type="dxa" w:w="1728"/>
+            <w:shd w:fill="003366"/>
+            <w:tcMar>
+              <w:top w:w="60" w:type="dxa"/>
+              <w:bottom w:w="60" w:type="dxa"/>
+              <w:left w:w="80" w:type="dxa"/>
+              <w:right w:w="80" w:type="dxa"/>
+            </w:tcMar>
+          </w:tcPr>
+          <w:p>
+            <w:r>
+              <w:rPr>
+                <w:b/>
+                <w:color w:val="FFFFFF"/>
+                <w:sz w:val="16"/>
+              </w:rPr>
+              <w:t>Interaktivitas &amp; Aksi</w:t>
+            </w:r>
+          </w:p>
+        </w:tc>
+      </w:tr>
+      <w:tr>
+        <w:tc>
+          <w:tcPr>
+            <w:tcW w:type="dxa" w:w="2016"/>
+            <w:shd w:fill="FFFFFF"/>
+            <w:tcMar>
+              <w:top w:w="60" w:type="dxa"/>
+              <w:bottom w:w="60" w:type="dxa"/>
+              <w:left w:w="80" w:type="dxa"/>
+              <w:right w:w="80" w:type="dxa"/>
+            </w:tcMar>
+          </w:tcPr>
+          <w:p>
+            <w:r>
+              <w:rPr>
+                <w:b/>
+                <w:color w:val="003366"/>
+                <w:sz w:val="15"/>
+              </w:rPr>
+              <w:t>Kotak [A]: Toolbar &amp; Counter</w:t>
+            </w:r>
+          </w:p>
+        </w:tc>
+        <w:tc>
+          <w:tcPr>
+            <w:tcW w:type="dxa" w:w="1728"/>
+            <w:shd w:fill="FFFFFF"/>
+            <w:tcMar>
+              <w:top w:w="60" w:type="dxa"/>
+              <w:bottom w:w="60" w:type="dxa"/>
+              <w:left w:w="80" w:type="dxa"/>
+              <w:right w:w="80" w:type="dxa"/>
+            </w:tcMar>
+          </w:tcPr>
+          <w:p>
+            <w:r>
+              <w:rPr>
+                <w:sz w:val="15"/>
+              </w:rPr>
+              <w:t>Header Toolbar</w:t>
+            </w:r>
+          </w:p>
+        </w:tc>
+        <w:tc>
+          <w:tcPr>
+            <w:tcW w:type="dxa" w:w="2304"/>
+            <w:shd w:fill="FFFFFF"/>
+            <w:tcMar>
+              <w:top w:w="60" w:type="dxa"/>
+              <w:bottom w:w="60" w:type="dxa"/>
+              <w:left w:w="80" w:type="dxa"/>
+              <w:right w:w="80" w:type="dxa"/>
+            </w:tcMar>
+          </w:tcPr>
+          <w:p>
+            <w:r>
+              <w:rPr>
+                <w:sz w:val="15"/>
+              </w:rPr>
+              <w:t>Menampilkan jumlah layanan aktif dan non-aktif serta tombol penambahan produk baru.</w:t>
+            </w:r>
+          </w:p>
+        </w:tc>
+        <w:tc>
+          <w:tcPr>
+            <w:tcW w:type="dxa" w:w="2016"/>
+            <w:shd w:fill="FFFFFF"/>
+            <w:tcMar>
+              <w:top w:w="60" w:type="dxa"/>
+              <w:bottom w:w="60" w:type="dxa"/>
+              <w:left w:w="80" w:type="dxa"/>
+              <w:right w:w="80" w:type="dxa"/>
+            </w:tcMar>
+          </w:tcPr>
+          <w:p>
+            <w:r>
+              <w:rPr>
+                <w:sz w:val="15"/>
+              </w:rPr>
+              <w:t>Kalkulasi `products.filter(p =&gt; p.active).length`</w:t>
+            </w:r>
+          </w:p>
+        </w:tc>
+        <w:tc>
+          <w:tcPr>
+            <w:tcW w:type="dxa" w:w="1728"/>
+            <w:shd w:fill="FFFFFF"/>
+            <w:tcMar>
+              <w:top w:w="60" w:type="dxa"/>
+              <w:bottom w:w="60" w:type="dxa"/>
+              <w:left w:w="80" w:type="dxa"/>
+              <w:right w:w="80" w:type="dxa"/>
+            </w:tcMar>
+          </w:tcPr>
+          <w:p>
+            <w:r>
+              <w:rPr>
+                <w:sz w:val="15"/>
+              </w:rPr>
+              <w:t>Tombol '+ Tambah Layanan Produk' memicu pembukaan form pendaftaran produk baru.</w:t>
+            </w:r>
+          </w:p>
+        </w:tc>
+      </w:tr>
+      <w:tr>
+        <w:tc>
+          <w:tcPr>
+            <w:tcW w:type="dxa" w:w="2016"/>
+            <w:shd w:fill="F9FAFB"/>
+            <w:tcMar>
+              <w:top w:w="60" w:type="dxa"/>
+              <w:bottom w:w="60" w:type="dxa"/>
+              <w:left w:w="80" w:type="dxa"/>
+              <w:right w:w="80" w:type="dxa"/>
+            </w:tcMar>
+          </w:tcPr>
+          <w:p>
+            <w:r>
+              <w:rPr>
+                <w:b/>
+                <w:color w:val="003366"/>
+                <w:sz w:val="15"/>
+              </w:rPr>
+              <w:t>Kotak [B1]: Pos Ekspres (EKS) Card</w:t>
+            </w:r>
+          </w:p>
+        </w:tc>
+        <w:tc>
+          <w:tcPr>
+            <w:tcW w:type="dxa" w:w="1728"/>
+            <w:shd w:fill="F9FAFB"/>
+            <w:tcMar>
+              <w:top w:w="60" w:type="dxa"/>
+              <w:bottom w:w="60" w:type="dxa"/>
+              <w:left w:w="80" w:type="dxa"/>
+              <w:right w:w="80" w:type="dxa"/>
+            </w:tcMar>
+          </w:tcPr>
+          <w:p>
+            <w:r>
+              <w:rPr>
+                <w:sz w:val="15"/>
+              </w:rPr>
+              <w:t>Product Card (Express)</w:t>
+            </w:r>
+          </w:p>
+        </w:tc>
+        <w:tc>
+          <w:tcPr>
+            <w:tcW w:type="dxa" w:w="2304"/>
+            <w:shd w:fill="F9FAFB"/>
+            <w:tcMar>
+              <w:top w:w="60" w:type="dxa"/>
+              <w:bottom w:w="60" w:type="dxa"/>
+              <w:left w:w="80" w:type="dxa"/>
+              <w:right w:w="80" w:type="dxa"/>
+            </w:tcMar>
+          </w:tcPr>
+          <w:p>
+            <w:r>
+              <w:rPr>
+                <w:sz w:val="15"/>
+              </w:rPr>
+              <w:t>Layanan kilat same-day/next-day dengan SLA H+0/H+1 dan batas muatan 30 kg.</w:t>
+            </w:r>
+          </w:p>
+        </w:tc>
+        <w:tc>
+          <w:tcPr>
+            <w:tcW w:type="dxa" w:w="2016"/>
+            <w:shd w:fill="F9FAFB"/>
+            <w:tcMar>
+              <w:top w:w="60" w:type="dxa"/>
+              <w:bottom w:w="60" w:type="dxa"/>
+              <w:left w:w="80" w:type="dxa"/>
+              <w:right w:w="80" w:type="dxa"/>
+            </w:tcMar>
+          </w:tcPr>
+          <w:p>
+            <w:r>
+              <w:rPr>
+                <w:sz w:val="15"/>
+              </w:rPr>
+              <w:t>Dokumen produk EKS</w:t>
+            </w:r>
+          </w:p>
+        </w:tc>
+        <w:tc>
+          <w:tcPr>
+            <w:tcW w:type="dxa" w:w="1728"/>
+            <w:shd w:fill="F9FAFB"/>
+            <w:tcMar>
+              <w:top w:w="60" w:type="dxa"/>
+              <w:bottom w:w="60" w:type="dxa"/>
+              <w:left w:w="80" w:type="dxa"/>
+              <w:right w:w="80" w:type="dxa"/>
+            </w:tcMar>
+          </w:tcPr>
+          <w:p>
+            <w:r>
+              <w:rPr>
+                <w:sz w:val="15"/>
+              </w:rPr>
+              <w:t>Saklar toggle aktif/nonaktif mengubah status ketersediaan layanan.</w:t>
+            </w:r>
+          </w:p>
+        </w:tc>
+      </w:tr>
+      <w:tr>
+        <w:tc>
+          <w:tcPr>
+            <w:tcW w:type="dxa" w:w="2016"/>
+            <w:shd w:fill="FFFFFF"/>
+            <w:tcMar>
+              <w:top w:w="60" w:type="dxa"/>
+              <w:bottom w:w="60" w:type="dxa"/>
+              <w:left w:w="80" w:type="dxa"/>
+              <w:right w:w="80" w:type="dxa"/>
+            </w:tcMar>
+          </w:tcPr>
+          <w:p>
+            <w:r>
+              <w:rPr>
+                <w:b/>
+                <w:color w:val="003366"/>
+                <w:sz w:val="15"/>
+              </w:rPr>
+              <w:t>Kotak [B2]: Pos Reguler (REG) Card</w:t>
+            </w:r>
+          </w:p>
+        </w:tc>
+        <w:tc>
+          <w:tcPr>
+            <w:tcW w:type="dxa" w:w="1728"/>
+            <w:shd w:fill="FFFFFF"/>
+            <w:tcMar>
+              <w:top w:w="60" w:type="dxa"/>
+              <w:bottom w:w="60" w:type="dxa"/>
+              <w:left w:w="80" w:type="dxa"/>
+              <w:right w:w="80" w:type="dxa"/>
+            </w:tcMar>
+          </w:tcPr>
+          <w:p>
+            <w:r>
+              <w:rPr>
+                <w:sz w:val="15"/>
+              </w:rPr>
+              <w:t>Product Card (Regular)</w:t>
+            </w:r>
+          </w:p>
+        </w:tc>
+        <w:tc>
+          <w:tcPr>
+            <w:tcW w:type="dxa" w:w="2304"/>
+            <w:shd w:fill="FFFFFF"/>
+            <w:tcMar>
+              <w:top w:w="60" w:type="dxa"/>
+              <w:bottom w:w="60" w:type="dxa"/>
+              <w:left w:w="80" w:type="dxa"/>
+              <w:right w:w="80" w:type="dxa"/>
+            </w:tcMar>
+          </w:tcPr>
+          <w:p>
+            <w:r>
+              <w:rPr>
+                <w:sz w:val="15"/>
+              </w:rPr>
+              <w:t>Layanan standar pengiriman nasional dengan SLA H+2 sampai H+7 dan batas muatan 50 kg.</w:t>
+            </w:r>
+          </w:p>
+        </w:tc>
+        <w:tc>
+          <w:tcPr>
+            <w:tcW w:type="dxa" w:w="2016"/>
+            <w:shd w:fill="FFFFFF"/>
+            <w:tcMar>
+              <w:top w:w="60" w:type="dxa"/>
+              <w:bottom w:w="60" w:type="dxa"/>
+              <w:left w:w="80" w:type="dxa"/>
+              <w:right w:w="80" w:type="dxa"/>
+            </w:tcMar>
+          </w:tcPr>
+          <w:p>
+            <w:r>
+              <w:rPr>
+                <w:sz w:val="15"/>
+              </w:rPr>
+              <w:t>Dokumen produk REG</w:t>
+            </w:r>
+          </w:p>
+        </w:tc>
+        <w:tc>
+          <w:tcPr>
+            <w:tcW w:type="dxa" w:w="1728"/>
+            <w:shd w:fill="FFFFFF"/>
+            <w:tcMar>
+              <w:top w:w="60" w:type="dxa"/>
+              <w:bottom w:w="60" w:type="dxa"/>
+              <w:left w:w="80" w:type="dxa"/>
+              <w:right w:w="80" w:type="dxa"/>
+            </w:tcMar>
+          </w:tcPr>
+          <w:p>
+            <w:r>
+              <w:rPr>
+                <w:sz w:val="15"/>
+              </w:rPr>
+              <w:t>Saklar toggle aktif/nonaktif.</w:t>
+            </w:r>
+          </w:p>
+        </w:tc>
+      </w:tr>
+      <w:tr>
+        <w:tc>
+          <w:tcPr>
+            <w:tcW w:type="dxa" w:w="2016"/>
+            <w:shd w:fill="F9FAFB"/>
+            <w:tcMar>
+              <w:top w:w="60" w:type="dxa"/>
+              <w:bottom w:w="60" w:type="dxa"/>
+              <w:left w:w="80" w:type="dxa"/>
+              <w:right w:w="80" w:type="dxa"/>
+            </w:tcMar>
+          </w:tcPr>
+          <w:p>
+            <w:r>
+              <w:rPr>
+                <w:b/>
+                <w:color w:val="003366"/>
+                <w:sz w:val="15"/>
+              </w:rPr>
+              <w:t>Kotak [B3]: Kilat Khusus (KLK) Card</w:t>
+            </w:r>
+          </w:p>
+        </w:tc>
+        <w:tc>
+          <w:tcPr>
+            <w:tcW w:type="dxa" w:w="1728"/>
+            <w:shd w:fill="F9FAFB"/>
+            <w:tcMar>
+              <w:top w:w="60" w:type="dxa"/>
+              <w:bottom w:w="60" w:type="dxa"/>
+              <w:left w:w="80" w:type="dxa"/>
+              <w:right w:w="80" w:type="dxa"/>
+            </w:tcMar>
+          </w:tcPr>
+          <w:p>
+            <w:r>
+              <w:rPr>
+                <w:sz w:val="15"/>
+              </w:rPr>
+              <w:t>Product Card (Priority)</w:t>
+            </w:r>
+          </w:p>
+        </w:tc>
+        <w:tc>
+          <w:tcPr>
+            <w:tcW w:type="dxa" w:w="2304"/>
+            <w:shd w:fill="F9FAFB"/>
+            <w:tcMar>
+              <w:top w:w="60" w:type="dxa"/>
+              <w:bottom w:w="60" w:type="dxa"/>
+              <w:left w:w="80" w:type="dxa"/>
+              <w:right w:w="80" w:type="dxa"/>
+            </w:tcMar>
+          </w:tcPr>
+          <w:p>
+            <w:r>
+              <w:rPr>
+                <w:sz w:val="15"/>
+              </w:rPr>
+              <w:t>Layanan prioritas domestik dengan SLA H+1 sampai H+3 dan batas muatan 30 kg.</w:t>
+            </w:r>
+          </w:p>
+        </w:tc>
+        <w:tc>
+          <w:tcPr>
+            <w:tcW w:type="dxa" w:w="2016"/>
+            <w:shd w:fill="F9FAFB"/>
+            <w:tcMar>
+              <w:top w:w="60" w:type="dxa"/>
+              <w:bottom w:w="60" w:type="dxa"/>
+              <w:left w:w="80" w:type="dxa"/>
+              <w:right w:w="80" w:type="dxa"/>
+            </w:tcMar>
+          </w:tcPr>
+          <w:p>
+            <w:r>
+              <w:rPr>
+                <w:sz w:val="15"/>
+              </w:rPr>
+              <w:t>Dokumen produk KLK</w:t>
+            </w:r>
+          </w:p>
+        </w:tc>
+        <w:tc>
+          <w:tcPr>
+            <w:tcW w:type="dxa" w:w="1728"/>
+            <w:shd w:fill="F9FAFB"/>
+            <w:tcMar>
+              <w:top w:w="60" w:type="dxa"/>
+              <w:bottom w:w="60" w:type="dxa"/>
+              <w:left w:w="80" w:type="dxa"/>
+              <w:right w:w="80" w:type="dxa"/>
+            </w:tcMar>
+          </w:tcPr>
+          <w:p>
+            <w:r>
+              <w:rPr>
+                <w:sz w:val="15"/>
+              </w:rPr>
+              <w:t>Saklar toggle aktif/nonaktif.</w:t>
+            </w:r>
+          </w:p>
+        </w:tc>
+      </w:tr>
+      <w:tr>
+        <w:tc>
+          <w:tcPr>
+            <w:tcW w:type="dxa" w:w="2016"/>
+            <w:shd w:fill="FFFFFF"/>
+            <w:tcMar>
+              <w:top w:w="60" w:type="dxa"/>
+              <w:bottom w:w="60" w:type="dxa"/>
+              <w:left w:w="80" w:type="dxa"/>
+              <w:right w:w="80" w:type="dxa"/>
+            </w:tcMar>
+          </w:tcPr>
+          <w:p>
+            <w:r>
+              <w:rPr>
+                <w:b/>
+                <w:color w:val="003366"/>
+                <w:sz w:val="15"/>
+              </w:rPr>
+              <w:t>Kotak [B4]: Express Mail Service (EXP)</w:t>
+            </w:r>
+          </w:p>
+        </w:tc>
+        <w:tc>
+          <w:tcPr>
+            <w:tcW w:type="dxa" w:w="1728"/>
+            <w:shd w:fill="FFFFFF"/>
+            <w:tcMar>
+              <w:top w:w="60" w:type="dxa"/>
+              <w:bottom w:w="60" w:type="dxa"/>
+              <w:left w:w="80" w:type="dxa"/>
+              <w:right w:w="80" w:type="dxa"/>
+            </w:tcMar>
+          </w:tcPr>
+          <w:p>
+            <w:r>
+              <w:rPr>
+                <w:sz w:val="15"/>
+              </w:rPr>
+              <w:t>Product Card (International)</w:t>
+            </w:r>
+          </w:p>
+        </w:tc>
+        <w:tc>
+          <w:tcPr>
+            <w:tcW w:type="dxa" w:w="2304"/>
+            <w:shd w:fill="FFFFFF"/>
+            <w:tcMar>
+              <w:top w:w="60" w:type="dxa"/>
+              <w:bottom w:w="60" w:type="dxa"/>
+              <w:left w:w="80" w:type="dxa"/>
+              <w:right w:w="80" w:type="dxa"/>
+            </w:tcMar>
+          </w:tcPr>
+          <w:p>
+            <w:r>
+              <w:rPr>
+                <w:sz w:val="15"/>
+              </w:rPr>
+              <w:t>Layanan pos internasional ke 232 negara dengan SLA 5–7 hari dan batas muatan 20 kg.</w:t>
+            </w:r>
+          </w:p>
+        </w:tc>
+        <w:tc>
+          <w:tcPr>
+            <w:tcW w:type="dxa" w:w="2016"/>
+            <w:shd w:fill="FFFFFF"/>
+            <w:tcMar>
+              <w:top w:w="60" w:type="dxa"/>
+              <w:bottom w:w="60" w:type="dxa"/>
+              <w:left w:w="80" w:type="dxa"/>
+              <w:right w:w="80" w:type="dxa"/>
+            </w:tcMar>
+          </w:tcPr>
+          <w:p>
+            <w:r>
+              <w:rPr>
+                <w:sz w:val="15"/>
+              </w:rPr>
+              <w:t>Dokumen produk EXP</w:t>
+            </w:r>
+          </w:p>
+        </w:tc>
+        <w:tc>
+          <w:tcPr>
+            <w:tcW w:type="dxa" w:w="1728"/>
+            <w:shd w:fill="FFFFFF"/>
+            <w:tcMar>
+              <w:top w:w="60" w:type="dxa"/>
+              <w:bottom w:w="60" w:type="dxa"/>
+              <w:left w:w="80" w:type="dxa"/>
+              <w:right w:w="80" w:type="dxa"/>
+            </w:tcMar>
+          </w:tcPr>
+          <w:p>
+            <w:r>
+              <w:rPr>
+                <w:sz w:val="15"/>
+              </w:rPr>
+              <w:t>Saklar toggle aktif/nonaktif.</w:t>
+            </w:r>
+          </w:p>
+        </w:tc>
+      </w:tr>
+      <w:tr>
+        <w:tc>
+          <w:tcPr>
+            <w:tcW w:type="dxa" w:w="2016"/>
+            <w:shd w:fill="F9FAFB"/>
+            <w:tcMar>
+              <w:top w:w="60" w:type="dxa"/>
+              <w:bottom w:w="60" w:type="dxa"/>
+              <w:left w:w="80" w:type="dxa"/>
+              <w:right w:w="80" w:type="dxa"/>
+            </w:tcMar>
+          </w:tcPr>
+          <w:p>
+            <w:r>
+              <w:rPr>
+                <w:b/>
+                <w:color w:val="003366"/>
+                <w:sz w:val="15"/>
+              </w:rPr>
+              <w:t>Kotak [B5]: Pos Logistik (LOG) Card</w:t>
+            </w:r>
+          </w:p>
+        </w:tc>
+        <w:tc>
+          <w:tcPr>
+            <w:tcW w:type="dxa" w:w="1728"/>
+            <w:shd w:fill="F9FAFB"/>
+            <w:tcMar>
+              <w:top w:w="60" w:type="dxa"/>
+              <w:bottom w:w="60" w:type="dxa"/>
+              <w:left w:w="80" w:type="dxa"/>
+              <w:right w:w="80" w:type="dxa"/>
+            </w:tcMar>
+          </w:tcPr>
+          <w:p>
+            <w:r>
+              <w:rPr>
+                <w:sz w:val="15"/>
+              </w:rPr>
+              <w:t>Product Card (Logistics)</w:t>
+            </w:r>
+          </w:p>
+        </w:tc>
+        <w:tc>
+          <w:tcPr>
+            <w:tcW w:type="dxa" w:w="2304"/>
+            <w:shd w:fill="F9FAFB"/>
+            <w:tcMar>
+              <w:top w:w="60" w:type="dxa"/>
+              <w:bottom w:w="60" w:type="dxa"/>
+              <w:left w:w="80" w:type="dxa"/>
+              <w:right w:w="80" w:type="dxa"/>
+            </w:tcMar>
+          </w:tcPr>
+          <w:p>
+            <w:r>
+              <w:rPr>
+                <w:sz w:val="15"/>
+              </w:rPr>
+              <w:t>Layanan kargo dan barang berat partai besar dengan SLA H+3 sampai H+10 dan kapasitas 500 kg.</w:t>
+            </w:r>
+          </w:p>
+        </w:tc>
+        <w:tc>
+          <w:tcPr>
+            <w:tcW w:type="dxa" w:w="2016"/>
+            <w:shd w:fill="F9FAFB"/>
+            <w:tcMar>
+              <w:top w:w="60" w:type="dxa"/>
+              <w:bottom w:w="60" w:type="dxa"/>
+              <w:left w:w="80" w:type="dxa"/>
+              <w:right w:w="80" w:type="dxa"/>
+            </w:tcMar>
+          </w:tcPr>
+          <w:p>
+            <w:r>
+              <w:rPr>
+                <w:sz w:val="15"/>
+              </w:rPr>
+              <w:t>Dokumen produk LOG</w:t>
+            </w:r>
+          </w:p>
+        </w:tc>
+        <w:tc>
+          <w:tcPr>
+            <w:tcW w:type="dxa" w:w="1728"/>
+            <w:shd w:fill="F9FAFB"/>
+            <w:tcMar>
+              <w:top w:w="60" w:type="dxa"/>
+              <w:bottom w:w="60" w:type="dxa"/>
+              <w:left w:w="80" w:type="dxa"/>
+              <w:right w:w="80" w:type="dxa"/>
+            </w:tcMar>
+          </w:tcPr>
+          <w:p>
+            <w:r>
+              <w:rPr>
+                <w:sz w:val="15"/>
+              </w:rPr>
+              <w:t>Saklar toggle aktif/nonaktif.</w:t>
+            </w:r>
+          </w:p>
+        </w:tc>
+      </w:tr>
+      <w:tr>
+        <w:tc>
+          <w:tcPr>
+            <w:tcW w:type="dxa" w:w="2016"/>
+            <w:shd w:fill="FFFFFF"/>
+            <w:tcMar>
+              <w:top w:w="60" w:type="dxa"/>
+              <w:bottom w:w="60" w:type="dxa"/>
+              <w:left w:w="80" w:type="dxa"/>
+              <w:right w:w="80" w:type="dxa"/>
+            </w:tcMar>
+          </w:tcPr>
+          <w:p>
+            <w:r>
+              <w:rPr>
+                <w:b/>
+                <w:color w:val="003366"/>
+                <w:sz w:val="15"/>
+              </w:rPr>
+              <w:t>Kotak [B6]: Same Day Bandung (SDH)</w:t>
+            </w:r>
+          </w:p>
+        </w:tc>
+        <w:tc>
+          <w:tcPr>
+            <w:tcW w:type="dxa" w:w="1728"/>
+            <w:shd w:fill="FFFFFF"/>
+            <w:tcMar>
+              <w:top w:w="60" w:type="dxa"/>
+              <w:bottom w:w="60" w:type="dxa"/>
+              <w:left w:w="80" w:type="dxa"/>
+              <w:right w:w="80" w:type="dxa"/>
+            </w:tcMar>
+          </w:tcPr>
+          <w:p>
+            <w:r>
+              <w:rPr>
+                <w:sz w:val="15"/>
+              </w:rPr>
+              <w:t>Product Card (Intra-city)</w:t>
+            </w:r>
+          </w:p>
+        </w:tc>
+        <w:tc>
+          <w:tcPr>
+            <w:tcW w:type="dxa" w:w="2304"/>
+            <w:shd w:fill="FFFFFF"/>
+            <w:tcMar>
+              <w:top w:w="60" w:type="dxa"/>
+              <w:bottom w:w="60" w:type="dxa"/>
+              <w:left w:w="80" w:type="dxa"/>
+              <w:right w:w="80" w:type="dxa"/>
+            </w:tcMar>
+          </w:tcPr>
+          <w:p>
+            <w:r>
+              <w:rPr>
+                <w:sz w:val="15"/>
+              </w:rPr>
+              <w:t>Layanan kurir khusus koridor Cimahi–Bandung dengan jaminan tiba di hari yang sama (H+0).</w:t>
+            </w:r>
+          </w:p>
+        </w:tc>
+        <w:tc>
+          <w:tcPr>
+            <w:tcW w:type="dxa" w:w="2016"/>
+            <w:shd w:fill="FFFFFF"/>
+            <w:tcMar>
+              <w:top w:w="60" w:type="dxa"/>
+              <w:bottom w:w="60" w:type="dxa"/>
+              <w:left w:w="80" w:type="dxa"/>
+              <w:right w:w="80" w:type="dxa"/>
+            </w:tcMar>
+          </w:tcPr>
+          <w:p>
+            <w:r>
+              <w:rPr>
+                <w:sz w:val="15"/>
+              </w:rPr>
+              <w:t>Dokumen produk SDH</w:t>
+            </w:r>
+          </w:p>
+        </w:tc>
+        <w:tc>
+          <w:tcPr>
+            <w:tcW w:type="dxa" w:w="1728"/>
+            <w:shd w:fill="FFFFFF"/>
+            <w:tcMar>
+              <w:top w:w="60" w:type="dxa"/>
+              <w:bottom w:w="60" w:type="dxa"/>
+              <w:left w:w="80" w:type="dxa"/>
+              <w:right w:w="80" w:type="dxa"/>
+            </w:tcMar>
+          </w:tcPr>
+          <w:p>
+            <w:r>
+              <w:rPr>
+                <w:sz w:val="15"/>
+              </w:rPr>
+              <w:t>Saklar toggle aktif/nonaktif.</w:t>
+            </w:r>
+          </w:p>
+        </w:tc>
+      </w:tr>
+    </w:tbl>
+    <w:p/>
+    <w:p>
+      <w:pPr>
+        <w:pStyle w:val="Heading2"/>
+      </w:pPr>
+      <w:r>
+        <w:rPr>
+          <w:b/>
+          <w:color w:val="003366"/>
+          <w:sz w:val="23"/>
+        </w:rPr>
+        <w:t>3. Aturan Bisnis &amp; Validasi Layanan</w:t>
       </w:r>
     </w:p>
     <w:p>
       <w:pPr>
-        <w:spacing w:after="80" w:line="276" w:lineRule="auto"/>
-        <w:ind w:left="360"/>
+        <w:pStyle w:val="ListBullet"/>
+      </w:pPr>
+      <w:r>
+        <w:rPr>
+          <w:sz w:val="18"/>
+        </w:rPr>
+        <w:t>Validasi Batas Berat: Transaksi yang melebihi batas berat maksimum produk akan otomatis ditolak atau dialihkan ke Pos Logistik (LOG).</w:t>
+      </w:r>
+    </w:p>
+    <w:p>
+      <w:pPr>
+        <w:pStyle w:val="ListBullet"/>
+      </w:pPr>
+      <w:r>
+        <w:rPr>
+          <w:sz w:val="18"/>
+        </w:rPr>
+        <w:t>Integrasi SLA: Komitmen SLA jam/hari digunakan oleh modul Analitik (/analytics) untuk menghitung persentase kepatuhan SLA on-time.</w:t>
+      </w:r>
+    </w:p>
+    <w:p>
+      <w:pPr>
+        <w:pStyle w:val="Heading2"/>
       </w:pPr>
       <w:r>
         <w:rPr>
           <w:b/>
-          <w:color w:val="E8431F"/>
+          <w:color w:val="003366"/>
+          <w:sz w:val="23"/>
         </w:rPr>
-        <w:t xml:space="preserve">• </w:t>
-      </w:r>
-      <w:r>
-        <w:rPr>
-          <w:rFonts w:ascii="Arial" w:hAnsi="Arial"/>
-          <w:color w:val="334155"/>
-          <w:sz w:val="19"/>
-        </w:rPr>
-        <w:t>Grid &amp; Table Katalog Layanan Pos dengan Indikator Warna Badge Produk</w:t>
+        <w:t>4. Alur Penggunaan Operator (User Flow)</w:t>
       </w:r>
     </w:p>
     <w:p>
       <w:pPr>
-        <w:spacing w:after="80" w:line="276" w:lineRule="auto"/>
-        <w:ind w:left="360"/>
+        <w:pStyle w:val="ListBullet"/>
       </w:pPr>
       <w:r>
         <w:rPr>
-          <w:b/>
-          <w:color w:val="E8431F"/>
+          <w:sz w:val="18"/>
         </w:rPr>
-        <w:t xml:space="preserve">• </w:t>
-      </w:r>
-      <w:r>
-        <w:rPr>
-          <w:rFonts w:ascii="Arial" w:hAnsi="Arial"/>
-          <w:color w:val="334155"/>
-          <w:sz w:val="19"/>
-        </w:rPr>
-        <w:t>Pengaturan Estimasi Pengiriman (SLA Hari / Jam H+1, H+2)</w:t>
+        <w:t>1. Operator membuka katalog Master Produk &amp; Layanan (/produk).</w:t>
       </w:r>
     </w:p>
     <w:p>
       <w:pPr>
-        <w:spacing w:after="80" w:line="276" w:lineRule="auto"/>
-        <w:ind w:left="360"/>
+        <w:pStyle w:val="ListBullet"/>
       </w:pPr>
       <w:r>
         <w:rPr>
-          <w:b/>
-          <w:color w:val="E8431F"/>
+          <w:sz w:val="18"/>
         </w:rPr>
-        <w:t xml:space="preserve">• </w:t>
-      </w:r>
-      <w:r>
-        <w:rPr>
-          <w:rFonts w:ascii="Arial" w:hAnsi="Arial"/>
-          <w:color w:val="334155"/>
-          <w:sz w:val="19"/>
-        </w:rPr>
-        <w:t>Pengaturan Jam Cut-Off Loket Pemrosesan Pengiriman</w:t>
+        <w:t>2. Operator meninjau spesifikasi batas berat dan jaminan SLA dari setiap produk pos.</w:t>
       </w:r>
     </w:p>
     <w:p>
       <w:pPr>
-        <w:spacing w:after="80" w:line="276" w:lineRule="auto"/>
-        <w:ind w:left="360"/>
+        <w:pStyle w:val="ListBullet"/>
       </w:pPr>
       <w:r>
         <w:rPr>
-          <w:b/>
-          <w:color w:val="E8431F"/>
+          <w:sz w:val="18"/>
         </w:rPr>
-        <w:t xml:space="preserve">• </w:t>
-      </w:r>
-      <w:r>
-        <w:rPr>
-          <w:rFonts w:ascii="Arial" w:hAnsi="Arial"/>
-          <w:color w:val="334155"/>
-          <w:sz w:val="19"/>
-        </w:rPr>
-        <w:t>Form Input Produk Baru &amp; Pengaturan Tarif Dasar Per Kg</w:t>
-      </w:r>
-    </w:p>
-    <w:p>
-      <w:pPr>
-        <w:spacing w:after="80" w:line="276" w:lineRule="auto"/>
-        <w:ind w:left="360"/>
-      </w:pPr>
-      <w:r>
-        <w:rPr>
-          <w:b/>
-          <w:color w:val="E8431F"/>
-        </w:rPr>
-        <w:t xml:space="preserve">• </w:t>
-      </w:r>
-      <w:r>
-        <w:rPr>
-          <w:rFonts w:ascii="Arial" w:hAnsi="Arial"/>
-          <w:color w:val="334155"/>
-          <w:sz w:val="19"/>
-        </w:rPr>
-        <w:t>Toggle Status Aktif / Non-Aktif Layanan Pos</w:t>
+        <w:t>3. Operator dapat menonaktifkan sementara produk tertentu saat terjadi kendala rute atau lonjakan kapasitas.</w:t>
       </w:r>
     </w:p>
     <w:sectPr>
       <w:pgSz w:w="12240" w:h="15840"/>
-      <w:pgMar w:top="1152" w:right="1296" w:bottom="1152" w:left="1296" w:header="720" w:footer="720" w:gutter="0"/>
+      <w:pgMar w:top="1152" w:right="1152" w:bottom="1152" w:left="1152" w:header="720" w:footer="720" w:gutter="0"/>
       <w:cols w:space="720"/>
       <w:docGrid w:linePitch="360"/>
     </w:sectPr>
@@ -911,6 +1815,11 @@
     <w:name w:val="Normal"/>
     <w:qFormat/>
     <w:rsid w:val="00FC693F"/>
+    <w:rPr>
+      <w:rFonts w:ascii="Calibri" w:hAnsi="Calibri"/>
+      <w:color w:val="222222"/>
+      <w:sz w:val="20"/>
+    </w:rPr>
   </w:style>
   <w:style w:type="paragraph" w:styleId="Header">
     <w:name w:val="header"/>
